--- a/document_templates/russian_library/Исковые_заявления/Защита_прав_потребителей/шаблон_Исковое_заявление_о_защите_прав_потребителей_С_представителем_.docx
+++ b/document_templates/russian_library/Исковые_заявления/Защита_прав_потребителей/шаблон_Исковое_заявление_о_защите_прав_потребителей_С_представителем_.docx
@@ -28,7 +28,7 @@
           <w:szCs w:val="24"/>
           <w:lang w:val="en-US"/>
         </w:rPr>
-        <w:t xml:space="preserve">{{ w_t_w_r_w_prooferr_w_type_spellstart_w_r_w_rsidr_005d5514_w_rpr_w_rfonts_w_ascii_times_new_roman_w_hansi_times_new_roman_w_cs_times_new_roman_w_sz_w_val_24_w_szcs_w_val_24_w_lang_w_val_en_us_w_rpr_w_t_court_name_w_t_w_r_w_prooferr_w_type_spellend_w_r_w_rsidr_005d5514_w_rpr_w_rfonts_w_ascii_times_new_roman_w_hansi_times_new_roman_w_cs_times_new_roman_w_sz_w_val_24_w_szcs_w_val_24_w_lang_w_val_en_us_w_rpr_w_t_xml_space_preserve }}</w:t>
+        <w:t xml:space="preserve">{{ court_name }}</w:t>
       </w:r>
     </w:p>
     <w:p>
@@ -51,7 +51,6 @@
         </w:rPr>
         <w:t xml:space="preserve">{[ </w:t>
       </w:r>
-      <w:proofErr w:type="spellStart"/>
       <w:r>
         <w:rPr>
           <w:rFonts w:ascii="Times New Roman" w:hAnsi="Times New Roman" w:cs="Times New Roman"/>
@@ -70,7 +69,6 @@
         </w:rPr>
         <w:t>_</w:t>
       </w:r>
-      <w:proofErr w:type="gramStart"/>
       <w:r>
         <w:rPr>
           <w:rFonts w:ascii="Times New Roman" w:hAnsi="Times New Roman" w:cs="Times New Roman"/>
@@ -80,7 +78,6 @@
         </w:rPr>
         <w:t>address</w:t>
       </w:r>
-      <w:proofErr w:type="spellEnd"/>
       <w:r>
         <w:rPr>
           <w:rFonts w:ascii="Times New Roman" w:hAnsi="Times New Roman" w:cs="Times New Roman"/>
@@ -90,7 +87,6 @@
         </w:rPr>
         <w:t xml:space="preserve"> }</w:t>
       </w:r>
-      <w:proofErr w:type="gramEnd"/>
       <w:r>
         <w:rPr>
           <w:rFonts w:ascii="Times New Roman" w:hAnsi="Times New Roman" w:cs="Times New Roman"/>
@@ -174,7 +170,7 @@
           <w:szCs w:val="24"/>
           <w:lang w:val="en-US"/>
         </w:rPr>
-        <w:t xml:space="preserve">: {{ w_t_w_r_w_prooferr_w_type_spellstart_w_r_w_rpr_w_rfonts_w_ascii_times_new_roman_w_hansi_times_new_roman_w_cs_times_new_roman_w_sz_w_val_24_w_szcs_w_val_24_w_lang_w_val_en_us_w_rpr_w_t_passport_w_t_w_r_w_r_w_rsidrpr_00ee22af_w_rpr_w_rfonts_w_ascii_times_new_roman_w_hansi_times_new_roman_w_cs_times_new_roman_w_sz_w_val_24_w_szcs_w_val_24_w_lang_w_val_en_us_w_rpr_w_t_w_t_w_r_w_r_w_rpr_w_rfonts_w_ascii_times_new_roman_w_hansi_times_new_roman_w_cs_times_new_roman_w_sz_w_val_24_w_szcs_w_val_24_w_lang_w_val_en_us_w_rpr_w_t_plaintiff_w_t_w_r_w_prooferr_w_type_spellend_w_r_w_rsidrpr_00ee22af_w_rpr_w_rfonts_w_ascii_times_new_roman_w_hansi_times_new_roman_w_cs_times_new_roman_w_sz_w_val_24_w_szcs_w_val_24_w_lang_w_val_en_us_w_rpr_w_t_xml_space_preserve }}</w:t>
+        <w:t xml:space="preserve">: {{ passport_plaintiff }}</w:t>
       </w:r>
     </w:p>
     <w:p>
@@ -229,7 +225,7 @@
           <w:szCs w:val="24"/>
           <w:lang w:val="en-US"/>
         </w:rPr>
-        <w:t xml:space="preserve">{{ w_t_w_r_w_prooferr_w_type_spellstart_w_r_w_rsidr_005d5514_w_rpr_w_rfonts_w_ascii_times_new_roman_w_hansi_times_new_roman_w_cs_times_new_roman_w_sz_w_val_24_w_szcs_w_val_24_w_lang_w_val_en_us_w_rpr_w_t_plaintiff_w_t_w_r_w_r_w_rsidr_005d5514_w_rsidrpr_00ee22af_w_rpr_w_rfonts_w_ascii_times_new_roman_w_hansi_times_new_roman_w_cs_times_new_roman_w_sz_w_val_24_w_szcs_w_val_24_w_lang_w_val_en_us_w_rpr_w_t_w_t_w_r_w_r_w_rsidr_005d5514_w_rpr_w_rfonts_w_ascii_times_new_roman_w_hansi_times_new_roman_w_cs_times_new_roman_w_sz_w_val_24_w_szcs_w_val_24_w_lang_w_val_en_us_w_rpr_w_t_representative_w_t_w_r_w_prooferr_w_type_spellend_w_r_w_rsidr_005d5514_w_rsidrpr_00ee22af_w_rpr_w_rfonts_w_ascii_times_new_roman_w_hansi_times_new_roman_w_cs_times_new_roman_w_sz_w_val_24_w_szcs_w_val_24_w_lang_w_val_en_us_w_rpr_w_t_xml_space_preserve }}</w:t>
+        <w:t xml:space="preserve">{{ plaintiff_representative }}</w:t>
       </w:r>
     </w:p>
     <w:p>
@@ -267,7 +263,7 @@
           <w:szCs w:val="24"/>
           <w:lang w:val="en-US"/>
         </w:rPr>
-        <w:t xml:space="preserve">{{ w_t_w_r_w_r_w_rsidr_005d5514_w_rpr_w_rfonts_w_ascii_times_new_roman_w_hansi_times_new_roman_w_cs_times_new_roman_w_sz_w_val_24_w_szcs_w_val_24_w_lang_w_val_en_us_w_rpr_w_t_defendant_w_t_w_r_w_r_w_rsidr_005d5514_w_rsidrpr_00ee22af_w_rpr_w_rfonts_w_ascii_times_new_roman_w_hansi_times_new_roman_w_cs_times_new_roman_w_sz_w_val_24_w_szcs_w_val_24_w_lang_w_val_en_us_w_rpr_w_t_xml_space_preserve }}</w:t>
+        <w:t xml:space="preserve">{{ defendant }}</w:t>
       </w:r>
     </w:p>
     <w:p>
@@ -380,7 +376,7 @@
           <w:sz w:val="24"/>
           <w:szCs w:val="24"/>
         </w:rPr>
-        <w:t xml:space="preserve"> {{ w_t_w_r_w_r_w_rsidr_005d5514_w_rpr_w_rfonts_w_ascii_times_new_roman_w_hansi_times_new_roman_w_cs_times_new_roman_w_sz_w_val_24_w_szcs_w_val_24_w_lang_w_val_en_us_w_rpr_w_t_defendant_w_t_w_r_w_r_w_rsidr_005d5514_w_rsidrpr_005d5514_w_rpr_w_rfonts_w_ascii_times_new_roman_w_hansi_times_new_roman_w_cs_times_new_roman_w_sz_w_val_24_w_szcs_w_val_24_w_rpr_w_t_w_t_w_r_w_r_w_rsidr_00ee22af_w_rpr_w_rfonts_w_ascii_times_new_roman_w_hansi_times_new_roman_w_cs_times_new_roman_w_sz_w_val_24_w_szcs_w_val_24_w_lang_w_val_en_us_w_rpr_w_t_text_w_t_w_r_w_r_w_rsidr_00ee22af_w_rsidrpr_00ee22af_w_rpr_w_rfonts_w_ascii_times_new_roman_w_hansi_times_new_roman_w_cs_times_new_roman_w_sz_w_val_24_w_szcs_w_val_24_w_rpr_w_t_w_t_w_r_w_r_w_rsidr_00ee22af_w_rpr_w_rfonts_w_ascii_times_new_roman_w_hansi_times_new_roman_w_cs_times_new_roman_w_sz_w_val_24_w_szcs_w_val_24_w_lang_w_val_en_us_w_rpr_w_t_third_w_t_w_r_w_r_w_rsidr_005d5514_w_rsidrpr_005d5514_w_rpr_w_rfonts_w_ascii_times_new_roman_w_hansi_times_new_roman_w_cs_times_new_roman_w_sz_w_val_24_w_szcs_w_val_24_w_rpr_w_t_xml_space_preserve }}</w:t>
+        <w:t xml:space="preserve"> {{ defendant_text_third }}</w:t>
       </w:r>
       <w:r>
         <w:rPr>
@@ -396,7 +392,7 @@
           <w:sz w:val="24"/>
           <w:szCs w:val="24"/>
         </w:rPr>
-        <w:t xml:space="preserve">{{ w_t_w_r_w_r_w_rsidr_005d5514_w_rpr_w_rfonts_w_ascii_times_new_roman_w_hansi_times_new_roman_w_cs_times_new_roman_w_sz_w_val_24_w_szcs_w_val_24_w_lang_w_val_en_us_w_rpr_w_t_plaintiff_w_t_w_r_w_r_w_rsidr_005d5514_w_rsidrpr_005d5514_w_rpr_w_rfonts_w_ascii_times_new_roman_w_hansi_times_new_roman_w_cs_times_new_roman_w_sz_w_val_24_w_szcs_w_val_24_w_rpr_w_t_w_t_w_r_w_r_w_rsidr_00ee22af_w_rpr_w_rfonts_w_ascii_times_new_roman_w_hansi_times_new_roman_w_cs_times_new_roman_w_sz_w_val_24_w_szcs_w_val_24_w_lang_w_val_en_us_w_rpr_w_t_text_w_t_w_r_w_r_w_rsidr_00ee22af_w_rsidrpr_00ee22af_w_rpr_w_rfonts_w_ascii_times_new_roman_w_hansi_times_new_roman_w_cs_times_new_roman_w_sz_w_val_24_w_szcs_w_val_24_w_rpr_w_t_w_t_w_r_w_r_w_rsidr_00ee22af_w_rpr_w_rfonts_w_ascii_times_new_roman_w_hansi_times_new_roman_w_cs_times_new_roman_w_sz_w_val_24_w_szcs_w_val_24_w_lang_w_val_en_us_w_rpr_w_t_third_w_t_w_r_w_r_w_rsidr_005d5514_w_rsidrpr_005d5514_w_rpr_w_rfonts_w_ascii_times_new_roman_w_hansi_times_new_roman_w_cs_times_new_roman_w_sz_w_val_24_w_szcs_w_val_24_w_rpr_w_t_xml_space_preserve }}</w:t>
+        <w:t xml:space="preserve">{{ plaintiff_text_third }}</w:t>
       </w:r>
       <w:r>
         <w:rPr>
@@ -412,7 +408,7 @@
           <w:sz w:val="24"/>
           <w:szCs w:val="24"/>
         </w:rPr>
-        <w:t xml:space="preserve">{{ w_t_w_r_w_r_w_rsidr_005d5514_w_rpr_w_rfonts_w_ascii_times_new_roman_w_hansi_times_new_roman_w_cs_times_new_roman_w_sz_w_val_24_w_szcs_w_val_24_w_lang_w_val_en_us_w_rpr_w_t_plot_w_t_w_r_w_r_w_rsidr_005d5514_w_rsidrpr_005d5514_w_rpr_w_rfonts_w_ascii_times_new_roman_w_hansi_times_new_roman_w_cs_times_new_roman_w_sz_w_val_24_w_szcs_w_val_24_w_rpr_w_t_w_t_w_r_w_r_w_rsidr_005d5514_w_rpr_w_rfonts_w_ascii_times_new_roman_w_hansi_times_new_roman_w_cs_times_new_roman_w_sz_w_val_24_w_szcs_w_val_24_w_lang_w_val_en_us_w_rpr_w_t_name_w_t_w_r_w_r_w_rsidr_005d5514_w_rsidrpr_005d5514_w_rpr_w_rfonts_w_ascii_times_new_roman_w_hansi_times_new_roman_w_cs_times_new_roman_w_sz_w_val_24_w_szcs_w_val_24_w_rpr_w_t_xml_space_preserve }}</w:t>
+        <w:t xml:space="preserve">{{ plot_name }}</w:t>
       </w:r>
       <w:r>
         <w:rPr>
@@ -428,7 +424,7 @@
           <w:sz w:val="24"/>
           <w:szCs w:val="24"/>
         </w:rPr>
-        <w:t xml:space="preserve">{{ w_t_w_r_w_r_w_rsidr_005d5514_w_rpr_w_rfonts_w_ascii_times_new_roman_w_hansi_times_new_roman_w_cs_times_new_roman_w_sz_w_val_24_w_szcs_w_val_24_w_lang_w_val_en_us_w_rpr_w_t_plot_w_t_w_r_w_r_w_rsidr_005d5514_w_rsidrpr_005d5514_w_rpr_w_rfonts_w_ascii_times_new_roman_w_hansi_times_new_roman_w_cs_times_new_roman_w_sz_w_val_24_w_szcs_w_val_24_w_rpr_w_t_w_t_w_r_w_r_w_rsidr_005d5514_w_rpr_w_rfonts_w_ascii_times_new_roman_w_hansi_times_new_roman_w_cs_times_new_roman_w_sz_w_val_24_w_szcs_w_val_24_w_lang_w_val_en_us_w_rpr_w_t_num_w_t_w_r_w_r_w_rsidr_005d5514_w_rsidrpr_005d5514_w_rpr_w_rfonts_w_ascii_times_new_roman_w_hansi_times_new_roman_w_cs_times_new_roman_w_sz_w_val_24_w_szcs_w_val_24_w_rpr_w_t_xml_space_preserve }}</w:t>
+        <w:t xml:space="preserve">{{ plot_num }}</w:t>
       </w:r>
       <w:r>
         <w:rPr>
@@ -444,7 +440,7 @@
           <w:sz w:val="24"/>
           <w:szCs w:val="24"/>
         </w:rPr>
-        <w:t xml:space="preserve">{{ w_t_w_r_w_r_w_rsidr_005d5514_w_rpr_w_rfonts_w_ascii_times_new_roman_w_hansi_times_new_roman_w_cs_times_new_roman_w_sz_w_val_24_w_szcs_w_val_24_w_lang_w_val_en_us_w_rpr_w_t_plot_w_t_w_r_w_r_w_rsidr_005d5514_w_rsidrpr_005d5514_w_rpr_w_rfonts_w_ascii_times_new_roman_w_hansi_times_new_roman_w_cs_times_new_roman_w_sz_w_val_24_w_szcs_w_val_24_w_rpr_w_t_w_t_w_r_w_r_w_rsidr_005d5514_w_rpr_w_rfonts_w_ascii_times_new_roman_w_hansi_times_new_roman_w_cs_times_new_roman_w_sz_w_val_24_w_szcs_w_val_24_w_lang_w_val_en_us_w_rpr_w_t_date_w_t_w_r_w_r_w_rsidr_005d5514_w_rsidrpr_005d5514_w_rpr_w_rfonts_w_ascii_times_new_roman_w_hansi_times_new_roman_w_cs_times_new_roman_w_sz_w_val_24_w_szcs_w_val_24_w_rpr_w_t_w_t_w_r_w_r_w_rsidr_005d5514_w_rpr_w_rfonts_w_ascii_times_new_roman_w_hansi_times_new_roman_w_cs_times_new_roman_w_sz_w_val_24_w_szcs_w_val_24_w_lang_w_val_en_us_w_rpr_w_t_from_w_t_w_r_w_r_w_rsidr_005d5514_w_rsidrpr_005d5514_w_rpr_w_rfonts_w_ascii_times_new_roman_w_hansi_times_new_roman_w_cs_times_new_roman_w_sz_w_val_24_w_szcs_w_val_24_w_rpr_w_t_xml_space_preserve }}</w:t>
+        <w:t xml:space="preserve">{{ plot_date_from }}</w:t>
       </w:r>
       <w:r>
         <w:rPr>
@@ -460,7 +456,7 @@
           <w:sz w:val="24"/>
           <w:szCs w:val="24"/>
         </w:rPr>
-        <w:t xml:space="preserve">{{ w_t_w_r_w_r_w_rsidr_005d5514_w_rpr_w_rfonts_w_ascii_times_new_roman_w_hansi_times_new_roman_w_cs_times_new_roman_w_sz_w_val_24_w_szcs_w_val_24_w_lang_w_val_en_us_w_rpr_w_t_plaintiff_w_t_w_r_w_r_w_rsidr_005d5514_w_rsidrpr_005d5514_w_rpr_w_rfonts_w_ascii_times_new_roman_w_hansi_times_new_roman_w_cs_times_new_roman_w_sz_w_val_24_w_szcs_w_val_24_w_rpr_w_t_w_t_w_r_w_r_w_rsidr_005d5514_w_rpr_w_rfonts_w_ascii_times_new_roman_w_hansi_times_new_roman_w_cs_times_new_roman_w_sz_w_val_24_w_szcs_w_val_24_w_lang_w_val_en_us_w_rpr_w_t_role_w_t_w_r_w_r_w_rsidr_005d5514_w_rsidrpr_005d5514_w_rpr_w_rfonts_w_ascii_times_new_roman_w_hansi_times_new_roman_w_cs_times_new_roman_w_sz_w_val_24_w_szcs_w_val_24_w_rpr_w_t_xml_space_preserve }}</w:t>
+        <w:t xml:space="preserve">{{ plaintiff_role }}</w:t>
       </w:r>
       <w:r>
         <w:rPr>
@@ -476,7 +472,7 @@
           <w:sz w:val="24"/>
           <w:szCs w:val="24"/>
         </w:rPr>
-        <w:t xml:space="preserve">{{ w_t_w_r_w_r_w_rsidr_005d5514_w_rpr_w_rfonts_w_ascii_times_new_roman_w_hansi_times_new_roman_w_cs_times_new_roman_w_sz_w_val_24_w_szcs_w_val_24_w_lang_w_val_en_us_w_rpr_w_t_defendant_w_t_w_r_w_r_w_rsidr_005d5514_w_rsidrpr_005d5514_w_rpr_w_rfonts_w_ascii_times_new_roman_w_hansi_times_new_roman_w_cs_times_new_roman_w_sz_w_val_24_w_szcs_w_val_24_w_rpr_w_t_w_t_w_r_w_r_w_rsidr_005d5514_w_rpr_w_rfonts_w_ascii_times_new_roman_w_hansi_times_new_roman_w_cs_times_new_roman_w_sz_w_val_24_w_szcs_w_val_24_w_lang_w_val_en_us_w_rpr_w_t_role_w_t_w_r_w_r_w_rsidr_005d5514_w_rsidrpr_005d5514_w_rpr_w_rfonts_w_ascii_times_new_roman_w_hansi_times_new_roman_w_cs_times_new_roman_w_sz_w_val_24_w_szcs_w_val_24_w_rpr_w_t_xml_space_preserve }}</w:t>
+        <w:t xml:space="preserve">{{ defendant_role }}</w:t>
       </w:r>
       <w:r>
         <w:rPr>
@@ -492,7 +488,7 @@
           <w:sz w:val="24"/>
           <w:szCs w:val="24"/>
         </w:rPr>
-        <w:t xml:space="preserve">{{ w_t_w_r_w_r_w_rsidr_005d5514_w_rpr_w_rfonts_w_ascii_times_new_roman_w_hansi_times_new_roman_w_cs_times_new_roman_w_sz_w_val_24_w_szcs_w_val_24_w_lang_w_val_en_us_w_rpr_w_t_plaintiff_w_t_w_r_w_r_w_rsidr_005d5514_w_rsidrpr_005d5514_w_rpr_w_rfonts_w_ascii_times_new_roman_w_hansi_times_new_roman_w_cs_times_new_roman_w_sz_w_val_24_w_szcs_w_val_24_w_rpr_w_t_w_t_w_r_w_r_w_rsidr_005d5514_w_rpr_w_rfonts_w_ascii_times_new_roman_w_hansi_times_new_roman_w_cs_times_new_roman_w_sz_w_val_24_w_szcs_w_val_24_w_lang_w_val_en_us_w_rpr_w_t_duties_w_t_w_r_w_r_w_rsidr_005d5514_w_rsidrpr_005d5514_w_rpr_w_rfonts_w_ascii_times_new_roman_w_hansi_times_new_roman_w_cs_times_new_roman_w_sz_w_val_24_w_szcs_w_val_24_w_rpr_w_t_xml_space_preserve }}</w:t>
+        <w:t xml:space="preserve">{{ plaintiff_duties }}</w:t>
       </w:r>
       <w:r>
         <w:rPr>
@@ -524,7 +520,7 @@
           <w:sz w:val="24"/>
           <w:szCs w:val="24"/>
         </w:rPr>
-        <w:t xml:space="preserve">{{ w_t_w_r_w_r_w_rsidr_005d5514_w_rpr_w_rfonts_w_ascii_times_new_roman_w_hansi_times_new_roman_w_cs_times_new_roman_w_sz_w_val_24_w_szcs_w_val_24_w_lang_w_val_en_us_w_rpr_w_t_payment_w_t_w_r_w_r_w_rsidr_005d5514_w_rsidrpr_005d5514_w_rpr_w_rfonts_w_ascii_times_new_roman_w_hansi_times_new_roman_w_cs_times_new_roman_w_sz_w_val_24_w_szcs_w_val_24_w_rpr_w_t_xml_space_preserve }}</w:t>
+        <w:t xml:space="preserve">{{ payment }}</w:t>
       </w:r>
       <w:r>
         <w:rPr>
@@ -586,7 +582,7 @@
           <w:sz w:val="24"/>
           <w:szCs w:val="24"/>
         </w:rPr>
-        <w:t>{{ w_t_w_r_w_r_w_rsidrpr_00ee22af_w_rpr_w_rfonts_w_ascii_times_new_roman_w_hansi_times_new_roman_w_cs_times_new_roman_w_sz_w_val_24_w_szcs_w_val_24_w_rpr_w_t_xml_space_preserve_w_t_w_r_w_r_w_rpr_w_rfonts_w_ascii_times_new_roman_w_hansi_times_new_roman_w_cs_times_new_roman_w_sz_w_val_24_w_szcs_w_val_24_w_lang_w_val_en_us_w_rpr_w_t_plaintiff_w_t_w_r_w_r_w_rsidrpr_00ee22af_w_rpr_w_rfonts_w_ascii_times_new_roman_w_hansi_times_new_roman_w_cs_times_new_roman_w_sz_w_val_24_w_szcs_w_val_24_w_rpr_w_t_w_t_w_r_w_r_w_rpr_w_rfonts_w_ascii_times_new_roman_w_hansi_times_new_roman_w_cs_times_new_roman_w_sz_w_val_24_w_szcs_w_val_24_w_lang_w_val_en_us_w_rpr_w_t_asks_w_t_w_r_w_r_w_rsidrpr_00ee22af_w_rpr_w_rfonts_w_ascii_times_new_roman_w_hansi_times_new_roman_w_cs_times_new_roman_w_sz_w_val_24_w_szcs_w_val_24_w_rpr_w_t_xml_space_preserve }}</w:t>
+        <w:t>{{ plaintiff_asks }}</w:t>
       </w:r>
     </w:p>
     <w:p>
@@ -626,7 +622,7 @@
           <w:szCs w:val="24"/>
           <w:lang w:val="en-US"/>
         </w:rPr>
-        <w:t xml:space="preserve">{{ w_t_w_r_w_r_w_rsidr_00ee22af_w_rpr_w_rfonts_w_ascii_times_new_roman_w_hansi_times_new_roman_w_cs_times_new_roman_w_i_w_ics_w_sz_w_val_24_w_szcs_w_val_24_w_lang_w_val_en_us_w_rpr_w_t_signature_w_t_w_r_w_r_w_rpr_w_rfonts_w_ascii_times_new_roman_w_hansi_times_new_roman_w_cs_times_new_roman_w_i_w_ics_w_sz_w_val_24_w_szcs_w_val_24_w_lang_w_val_en_us_w_rpr_w_t_xml_space_preserve }}</w:t>
+        <w:t xml:space="preserve">{{ signature }}</w:t>
       </w:r>
       <w:r>
         <w:rPr>
